--- a/Faurecia_Korea_2026_Group_audit_instructions_GAI_IN04_PwC_India_FOR_ISSUE.docx
+++ b/Faurecia_Korea_2026_Group_audit_instructions_GAI_IN04_PwC_India_FOR_ISSUE.docx
@@ -16502,7 +16502,21 @@
           <w:szCs w:val="24"/>
           <w:lang w:val="en-US"/>
         </w:rPr>
-        <w:t xml:space="preserve"> reporting purposes using the component materiality assigned to you, sufficient to issue your review report which contains your conclusion that nothing came to your attention that caused you to believe that the component’s financial information prepared for consolidation purposes was not prepared in accordance with the </w:t>
+        <w:t xml:space="preserve"> reporting purposes </w:t>
+      </w:r>
+      <w:r>
+        <w:rPr>
+          <w:szCs w:val="24"/>
+          <w:lang w:val="en-US"/>
+        </w:rPr>
+        <w:t xml:space="preserve">using the component performance materiality assigned to you</w:t>
+      </w:r>
+      <w:r>
+        <w:rPr>
+          <w:szCs w:val="24"/>
+          <w:lang w:val="en-US"/>
+        </w:rPr>
+        <w:t xml:space="preserve">, sufficient to issue your review report which contains your conclusion that nothing came to your attention that caused you to believe that the component’s financial information prepared for consolidation purposes was not prepared in accordance with the </w:t>
       </w:r>
       <w:r>
         <w:rPr>
@@ -16622,20 +16636,6 @@
     </w:p>
     <w:p>
       <w:pPr>
-        <w:ind w:left="708" w:firstLine="12"/>
-        <w:rPr>
-          <w:lang w:val="en-GB"/>
-        </w:rPr>
-      </w:pPr>
-      <w:r>
-        <w:rPr>
-          <w:lang w:val="en-GB"/>
-        </w:rPr>
-        <w:t xml:space="preserve">Under ISA 600 (Revised) we determine and communicate to you a component performance materiality and a threshold for clearly trivial misstatements, and not a separate component materiality. The amounts relevant to your audit, including audits of account balances and/or disclosures, or review performed as part of the audit of the Group financial statements, are included in section D.3 below. If you have any concerns over the amounts applicable to your audit or review performed as part of the audit of the Group financial statements, please contact us as soon as possible.</w:t>
-      </w:r>
-    </w:p>
-    <w:p>
-      <w:pPr>
         <w:ind w:left="708"/>
         <w:rPr>
           <w:lang w:val="en-GB"/>
@@ -16749,39 +16749,7 @@
         <w:rPr>
           <w:lang w:val="en-GB"/>
         </w:rPr>
-        <w:t xml:space="preserve">When we have requested you to perform an audit of the financial information of a component or an audit of one or more account balance(s) or disclosure(s) in the financial information of a component for purposes of the audit of the </w:t>
-      </w:r>
-      <w:r>
-        <w:rPr>
-          <w:lang w:val="en-GB"/>
-        </w:rPr>
-        <w:t>Group</w:t>
-      </w:r>
-      <w:r>
-        <w:rPr>
-          <w:lang w:val="en-GB"/>
-        </w:rPr>
-        <w:t xml:space="preserve"> financial statements, you are to provide us with your performance materiality using </w:t>
-      </w:r>
-      <w:r>
-        <w:rPr>
-          <w:b/>
-          <w:bCs/>
-          <w:lang w:val="en-GB"/>
-        </w:rPr>
-        <w:t>Appendix A - “Component Auditor’s Confirmations (acknowledgement of instructions and independence)”</w:t>
-      </w:r>
-      <w:r>
-        <w:rPr>
-          <w:lang w:val="en-GB"/>
-        </w:rPr>
-        <w:t>. In any</w:t>
-      </w:r>
-      <w:r>
-        <w:rPr>
-          <w:lang w:val="en-GB"/>
-        </w:rPr>
-        <w:t xml:space="preserve"> cases of subsequent change of component performance materiality, you are to notify us as soon as possible.</w:t>
+        <w:t xml:space="preserve">The component performance materiality applicable to your work is set out in section D.3 below. When we have requested you to perform an audit of the financial information of a component or an audit of one or more account balance(s) or disclosure(s) in the financial information of a component for purposes of the audit of the Group financial statements, you are to provide us with your performance materiality using Appendix A - “Component Auditor’s Confirmations (acknowledgement of instructions and independence)”. In any cases of subsequent change of component performance materiality, you are to notify us as soon as possible.</w:t>
       </w:r>
     </w:p>
     <w:p>
@@ -16815,19 +16783,25 @@
         <w:rPr>
           <w:lang w:val="en-GB"/>
         </w:rPr>
-        <w:t xml:space="preserve">The threshold for clearly trivial misstatements is the amount below which misstatements are clearly trivial to the </w:t>
-      </w:r>
-      <w:r>
-        <w:rPr>
-          <w:lang w:val="en-GB"/>
-        </w:rPr>
-        <w:t>Group</w:t>
-      </w:r>
-      <w:r>
-        <w:rPr>
-          <w:lang w:val="en-GB"/>
-        </w:rPr>
-        <w:t xml:space="preserve"> financial statements.</w:t>
+        <w:t xml:space="preserve">The threshold for clearly trivial misstatements is the amount below which misstatements are </w:t>
+      </w:r>
+      <w:r>
+        <w:rPr>
+          <w:lang w:val="en-GB"/>
+        </w:rPr>
+        <w:t xml:space="preserve">clearly trivial to the Group financial statements. The amount applicable to you is set out in section D.3 below.</w:t>
+      </w:r>
+      <w:r>
+        <w:rPr>
+          <w:lang w:val="en-GB"/>
+        </w:rPr>
+        <w:t xml:space="preserve"/>
+      </w:r>
+      <w:r>
+        <w:rPr>
+          <w:lang w:val="en-GB"/>
+        </w:rPr>
+        <w:t xml:space="preserve"/>
       </w:r>
     </w:p>
     <w:p>
@@ -19367,232 +19341,6 @@
               <w:rPr>
                 <w:lang w:val="en-US"/>
               </w:rPr>
-              <w:t>D3</w:t>
-            </w:r>
-          </w:p>
-        </w:tc>
-        <w:tc>
-          <w:tcPr>
-            <w:tcW w:w="6804" w:type="dxa"/>
-            <w:tcBorders>
-              <w:top w:val="single" w:sz="4" w:space="0" w:color="003366"/>
-              <w:left w:val="single" w:sz="4" w:space="0" w:color="003366"/>
-              <w:bottom w:val="single" w:sz="4" w:space="0" w:color="003366"/>
-              <w:right w:val="single" w:sz="4" w:space="0" w:color="003366"/>
-            </w:tcBorders>
-          </w:tcPr>
-          <w:p>
-            <w:pPr>
-              <w:spacing w:after="0"/>
-              <w:rPr>
-                <w:lang w:val="en-US"/>
-              </w:rPr>
-            </w:pPr>
-            <w:r>
-              <w:rPr>
-                <w:lang w:val="en-US"/>
-              </w:rPr>
-              <w:t xml:space="preserve">Audit report on account balances </w:t>
-            </w:r>
-          </w:p>
-        </w:tc>
-        <w:tc>
-          <w:tcPr>
-            <w:tcW w:w="1699" w:type="dxa"/>
-            <w:tcBorders>
-              <w:top w:val="single" w:sz="4" w:space="0" w:color="003366"/>
-              <w:left w:val="single" w:sz="4" w:space="0" w:color="003366"/>
-              <w:bottom w:val="single" w:sz="4" w:space="0" w:color="003366"/>
-              <w:right w:val="single" w:sz="4" w:space="0" w:color="003366"/>
-            </w:tcBorders>
-          </w:tcPr>
-          <w:p>
-            <w:pPr>
-              <w:spacing w:after="0"/>
-              <w:jc w:val="center"/>
-              <w:rPr>
-                <w:lang w:val="en-US"/>
-              </w:rPr>
-            </w:pPr>
-            <w:r>
-              <w:rPr>
-                <w:rFonts w:hint="eastAsia"/>
-                <w:lang w:val="en-US" w:eastAsia="ko-KR"/>
-              </w:rPr>
-              <w:t xml:space="preserve">February 26 2027</w:t>
-            </w:r>
-            <w:r>
-              <w:rPr>
-                <w:lang w:val="en-US" w:eastAsia="ko-KR"/>
-              </w:rPr>
-              <w:t xml:space="preserve"/>
-            </w:r>
-            <w:r>
-              <w:rPr>
-                <w:rFonts w:hint="eastAsia"/>
-                <w:lang w:val="en-US" w:eastAsia="ko-KR"/>
-              </w:rPr>
-              <w:t xml:space="preserve"/>
-            </w:r>
-            <w:r>
-              <w:rPr>
-                <w:lang w:val="en-US" w:eastAsia="ko-KR"/>
-              </w:rPr>
-              <w:t xml:space="preserve"/>
-            </w:r>
-            <w:r>
-              <w:rPr>
-                <w:rFonts w:hint="eastAsia"/>
-                <w:lang w:val="en-US" w:eastAsia="ko-KR"/>
-              </w:rPr>
-              <w:t xml:space="preserve"/>
-            </w:r>
-          </w:p>
-        </w:tc>
-      </w:tr>
-      <w:tr>
-        <w:tc>
-          <w:tcPr>
-            <w:tcW w:w="1418" w:type="dxa"/>
-            <w:tcBorders>
-              <w:top w:val="single" w:sz="4" w:space="0" w:color="003366"/>
-              <w:left w:val="single" w:sz="4" w:space="0" w:color="003366"/>
-              <w:bottom w:val="single" w:sz="4" w:space="0" w:color="003366"/>
-              <w:right w:val="single" w:sz="4" w:space="0" w:color="003366"/>
-            </w:tcBorders>
-          </w:tcPr>
-          <w:p>
-            <w:pPr>
-              <w:spacing w:after="0"/>
-              <w:jc w:val="center"/>
-              <w:rPr>
-                <w:lang w:val="en-US"/>
-              </w:rPr>
-            </w:pPr>
-            <w:r>
-              <w:rPr>
-                <w:lang w:val="en-US"/>
-              </w:rPr>
-              <w:t>D5a</w:t>
-            </w:r>
-          </w:p>
-        </w:tc>
-        <w:tc>
-          <w:tcPr>
-            <w:tcW w:w="6804" w:type="dxa"/>
-            <w:tcBorders>
-              <w:top w:val="single" w:sz="4" w:space="0" w:color="003366"/>
-              <w:left w:val="single" w:sz="4" w:space="0" w:color="003366"/>
-              <w:bottom w:val="single" w:sz="4" w:space="0" w:color="003366"/>
-              <w:right w:val="single" w:sz="4" w:space="0" w:color="003366"/>
-            </w:tcBorders>
-          </w:tcPr>
-          <w:p>
-            <w:pPr>
-              <w:spacing w:after="0"/>
-              <w:rPr>
-                <w:lang w:val="en-US"/>
-              </w:rPr>
-            </w:pPr>
-            <w:r>
-              <w:rPr>
-                <w:lang w:val="en-US"/>
-              </w:rPr>
-              <w:t xml:space="preserve">D5a Review report - </w:t>
-            </w:r>
-            <w:proofErr w:type="gramStart"/>
-            <w:r>
-              <w:rPr>
-                <w:lang w:val="en-US"/>
-              </w:rPr>
-              <w:t>Clean</w:t>
-            </w:r>
-            <w:proofErr w:type="gramEnd"/>
-            <w:r>
-              <w:rPr>
-                <w:lang w:val="en-US"/>
-              </w:rPr>
-              <w:t xml:space="preserve"> conclusion (non-significant components only)</w:t>
-            </w:r>
-          </w:p>
-        </w:tc>
-        <w:tc>
-          <w:tcPr>
-            <w:tcW w:w="1699" w:type="dxa"/>
-            <w:tcBorders>
-              <w:top w:val="single" w:sz="4" w:space="0" w:color="003366"/>
-              <w:left w:val="single" w:sz="4" w:space="0" w:color="003366"/>
-              <w:bottom w:val="single" w:sz="4" w:space="0" w:color="003366"/>
-              <w:right w:val="single" w:sz="4" w:space="0" w:color="003366"/>
-            </w:tcBorders>
-          </w:tcPr>
-          <w:p>
-            <w:pPr>
-              <w:spacing w:after="0"/>
-              <w:jc w:val="center"/>
-              <w:rPr>
-                <w:lang w:val="en-US"/>
-              </w:rPr>
-            </w:pPr>
-            <w:r>
-              <w:rPr>
-                <w:rFonts w:hint="eastAsia"/>
-                <w:lang w:val="en-US" w:eastAsia="ko-KR"/>
-              </w:rPr>
-              <w:t xml:space="preserve">February 26 2027</w:t>
-            </w:r>
-            <w:r>
-              <w:rPr>
-                <w:lang w:val="en-US" w:eastAsia="ko-KR"/>
-              </w:rPr>
-              <w:t xml:space="preserve"/>
-            </w:r>
-            <w:r>
-              <w:rPr>
-                <w:rFonts w:hint="eastAsia"/>
-                <w:lang w:val="en-US" w:eastAsia="ko-KR"/>
-              </w:rPr>
-              <w:t xml:space="preserve"/>
-            </w:r>
-            <w:r>
-              <w:rPr>
-                <w:lang w:val="en-US" w:eastAsia="ko-KR"/>
-              </w:rPr>
-              <w:t xml:space="preserve"/>
-            </w:r>
-            <w:r>
-              <w:rPr>
-                <w:rFonts w:hint="eastAsia"/>
-                <w:lang w:val="en-US" w:eastAsia="ko-KR"/>
-              </w:rPr>
-              <w:t xml:space="preserve"/>
-            </w:r>
-          </w:p>
-        </w:tc>
-      </w:tr>
-      <w:tr>
-        <w:tc>
-          <w:tcPr>
-            <w:tcW w:w="1418" w:type="dxa"/>
-            <w:tcBorders>
-              <w:top w:val="single" w:sz="4" w:space="0" w:color="003366"/>
-              <w:left w:val="single" w:sz="4" w:space="0" w:color="003366"/>
-              <w:bottom w:val="single" w:sz="4" w:space="0" w:color="003366"/>
-              <w:right w:val="single" w:sz="4" w:space="0" w:color="003366"/>
-            </w:tcBorders>
-          </w:tcPr>
-          <w:p>
-            <w:pPr>
-              <w:spacing w:after="0"/>
-              <w:jc w:val="center"/>
-              <w:rPr>
-                <w:lang w:val="en-US"/>
-              </w:rPr>
-            </w:pPr>
-            <w:r>
-              <w:rPr>
-                <w:lang w:val="en-US"/>
-              </w:rPr>
               <w:t>D6</w:t>
             </w:r>
           </w:p>
@@ -21116,256 +20864,6 @@
                 <w:lang w:val="en-US" w:eastAsia="ko-KR"/>
               </w:rPr>
               <w:t>es</w:t>
-            </w:r>
-          </w:p>
-        </w:tc>
-      </w:tr>
-      <w:tr>
-        <w:tc>
-          <w:tcPr>
-            <w:tcW w:w="1419" w:type="dxa"/>
-            <w:tcBorders>
-              <w:top w:val="single" w:sz="4" w:space="0" w:color="003366"/>
-              <w:left w:val="single" w:sz="4" w:space="0" w:color="003366"/>
-              <w:bottom w:val="single" w:sz="4" w:space="0" w:color="003366"/>
-              <w:right w:val="single" w:sz="4" w:space="0" w:color="003366"/>
-            </w:tcBorders>
-          </w:tcPr>
-          <w:p>
-            <w:pPr>
-              <w:spacing w:after="0"/>
-              <w:jc w:val="center"/>
-              <w:rPr>
-                <w:lang w:val="en-US"/>
-              </w:rPr>
-            </w:pPr>
-            <w:r>
-              <w:rPr>
-                <w:lang w:val="en-US"/>
-              </w:rPr>
-              <w:t>D3</w:t>
-            </w:r>
-          </w:p>
-        </w:tc>
-        <w:tc>
-          <w:tcPr>
-            <w:tcW w:w="4437" w:type="dxa"/>
-            <w:tcBorders>
-              <w:top w:val="single" w:sz="4" w:space="0" w:color="003366"/>
-              <w:left w:val="single" w:sz="4" w:space="0" w:color="003366"/>
-              <w:bottom w:val="single" w:sz="4" w:space="0" w:color="003366"/>
-              <w:right w:val="single" w:sz="4" w:space="0" w:color="003366"/>
-            </w:tcBorders>
-          </w:tcPr>
-          <w:p>
-            <w:pPr>
-              <w:spacing w:after="0"/>
-              <w:rPr>
-                <w:lang w:val="en-US"/>
-              </w:rPr>
-            </w:pPr>
-            <w:r>
-              <w:rPr>
-                <w:lang w:val="en-US"/>
-              </w:rPr>
-              <w:t>Audit report on account balances and/or disclosure</w:t>
-            </w:r>
-          </w:p>
-        </w:tc>
-        <w:tc>
-          <w:tcPr>
-            <w:tcW w:w="2180" w:type="dxa"/>
-            <w:tcBorders>
-              <w:top w:val="single" w:sz="4" w:space="0" w:color="003366"/>
-              <w:left w:val="single" w:sz="4" w:space="0" w:color="003366"/>
-              <w:bottom w:val="single" w:sz="4" w:space="0" w:color="003366"/>
-              <w:right w:val="single" w:sz="4" w:space="0" w:color="003366"/>
-            </w:tcBorders>
-          </w:tcPr>
-          <w:p>
-            <w:pPr>
-              <w:spacing w:after="0"/>
-              <w:jc w:val="center"/>
-              <w:rPr>
-                <w:b/>
-                <w:lang w:val="en-US"/>
-              </w:rPr>
-            </w:pPr>
-            <w:r>
-              <w:rPr>
-                <w:b/>
-                <w:lang w:val="en-US"/>
-              </w:rPr>
-              <w:t xml:space="preserve">See appendix </w:t>
-            </w:r>
-          </w:p>
-          <w:p>
-            <w:pPr>
-              <w:spacing w:after="0"/>
-              <w:jc w:val="center"/>
-              <w:rPr>
-                <w:lang w:val="en-US"/>
-              </w:rPr>
-            </w:pPr>
-          </w:p>
-        </w:tc>
-        <w:tc>
-          <w:tcPr>
-            <w:tcW w:w="1885" w:type="dxa"/>
-            <w:tcBorders>
-              <w:top w:val="single" w:sz="4" w:space="0" w:color="003366"/>
-              <w:left w:val="single" w:sz="4" w:space="0" w:color="003366"/>
-              <w:bottom w:val="single" w:sz="4" w:space="0" w:color="003366"/>
-              <w:right w:val="single" w:sz="4" w:space="0" w:color="003366"/>
-            </w:tcBorders>
-          </w:tcPr>
-          <w:p>
-            <w:pPr>
-              <w:spacing w:after="0"/>
-              <w:jc w:val="center"/>
-              <w:rPr>
-                <w:b/>
-                <w:lang w:val="en-US" w:eastAsia="ko-KR"/>
-              </w:rPr>
-            </w:pPr>
-            <w:r>
-              <w:rPr>
-                <w:b/>
-                <w:lang w:val="en-US" w:eastAsia="ko-KR"/>
-              </w:rPr>
-              <w:t>N/A</w:t>
-            </w:r>
-          </w:p>
-        </w:tc>
-      </w:tr>
-      <w:tr>
-        <w:tc>
-          <w:tcPr>
-            <w:tcW w:w="1419" w:type="dxa"/>
-            <w:tcBorders>
-              <w:top w:val="single" w:sz="4" w:space="0" w:color="003366"/>
-              <w:left w:val="single" w:sz="4" w:space="0" w:color="003366"/>
-              <w:bottom w:val="single" w:sz="4" w:space="0" w:color="003366"/>
-              <w:right w:val="single" w:sz="4" w:space="0" w:color="003366"/>
-            </w:tcBorders>
-          </w:tcPr>
-          <w:p>
-            <w:pPr>
-              <w:spacing w:after="0"/>
-              <w:jc w:val="center"/>
-              <w:rPr>
-                <w:lang w:val="en-US"/>
-              </w:rPr>
-            </w:pPr>
-            <w:r>
-              <w:rPr>
-                <w:lang w:val="en-US"/>
-              </w:rPr>
-              <w:t>D5a</w:t>
-            </w:r>
-          </w:p>
-        </w:tc>
-        <w:tc>
-          <w:tcPr>
-            <w:tcW w:w="4437" w:type="dxa"/>
-            <w:tcBorders>
-              <w:top w:val="single" w:sz="4" w:space="0" w:color="003366"/>
-              <w:left w:val="single" w:sz="4" w:space="0" w:color="003366"/>
-              <w:bottom w:val="single" w:sz="4" w:space="0" w:color="003366"/>
-              <w:right w:val="single" w:sz="4" w:space="0" w:color="003366"/>
-            </w:tcBorders>
-          </w:tcPr>
-          <w:p>
-            <w:pPr>
-              <w:spacing w:after="0"/>
-              <w:rPr>
-                <w:lang w:val="en-US"/>
-              </w:rPr>
-            </w:pPr>
-            <w:r>
-              <w:rPr>
-                <w:lang w:val="en-US"/>
-              </w:rPr>
-              <w:t xml:space="preserve">D5a Review report - </w:t>
-            </w:r>
-            <w:proofErr w:type="gramStart"/>
-            <w:r>
-              <w:rPr>
-                <w:lang w:val="en-US"/>
-              </w:rPr>
-              <w:t>Clean</w:t>
-            </w:r>
-            <w:proofErr w:type="gramEnd"/>
-            <w:r>
-              <w:rPr>
-                <w:lang w:val="en-US"/>
-              </w:rPr>
-              <w:t xml:space="preserve"> conclusion </w:t>
-            </w:r>
-          </w:p>
-        </w:tc>
-        <w:tc>
-          <w:tcPr>
-            <w:tcW w:w="2180" w:type="dxa"/>
-            <w:tcBorders>
-              <w:top w:val="single" w:sz="4" w:space="0" w:color="003366"/>
-              <w:left w:val="single" w:sz="4" w:space="0" w:color="003366"/>
-              <w:bottom w:val="single" w:sz="4" w:space="0" w:color="003366"/>
-              <w:right w:val="single" w:sz="4" w:space="0" w:color="003366"/>
-            </w:tcBorders>
-          </w:tcPr>
-          <w:p>
-            <w:pPr>
-              <w:spacing w:after="0"/>
-              <w:jc w:val="center"/>
-              <w:rPr>
-                <w:b/>
-                <w:lang w:val="en-US"/>
-              </w:rPr>
-            </w:pPr>
-            <w:r>
-              <w:rPr>
-                <w:b/>
-                <w:lang w:val="en-US"/>
-              </w:rPr>
-              <w:t xml:space="preserve">See appendix </w:t>
-            </w:r>
-          </w:p>
-          <w:p>
-            <w:pPr>
-              <w:spacing w:after="0"/>
-              <w:jc w:val="center"/>
-              <w:rPr>
-                <w:lang w:val="en-US"/>
-              </w:rPr>
-            </w:pPr>
-          </w:p>
-        </w:tc>
-        <w:tc>
-          <w:tcPr>
-            <w:tcW w:w="1885" w:type="dxa"/>
-            <w:tcBorders>
-              <w:top w:val="single" w:sz="4" w:space="0" w:color="003366"/>
-              <w:left w:val="single" w:sz="4" w:space="0" w:color="003366"/>
-              <w:bottom w:val="single" w:sz="4" w:space="0" w:color="003366"/>
-              <w:right w:val="single" w:sz="4" w:space="0" w:color="003366"/>
-            </w:tcBorders>
-          </w:tcPr>
-          <w:p>
-            <w:pPr>
-              <w:spacing w:after="0"/>
-              <w:jc w:val="center"/>
-              <w:rPr>
-                <w:b/>
-                <w:lang w:val="en-US" w:eastAsia="ko-KR"/>
-              </w:rPr>
-            </w:pPr>
-            <w:r>
-              <w:rPr>
-                <w:b/>
-                <w:lang w:val="en-US" w:eastAsia="ko-KR"/>
-              </w:rPr>
-              <w:t>N/A</w:t>
             </w:r>
           </w:p>
         </w:tc>
